--- a/Tuan_09/math_data_lake/docs/ai_use_statement.docx
+++ b/Tuan_09/math_data_lake/docs/ai_use_statement.docx
@@ -35,7 +35,7 @@
         <w:tc>
           <w:tcPr>
             <w:tcW w:type="dxa" w:w="2436"/>
-            <w:shd w:val="clear" w:color="auto" w:fill="D9E2F3"/>
+            <w:shd w:val="clear" w:color="auto" w:fill="E7E6E6"/>
           </w:tcPr>
           <w:p>
             <w:r>
@@ -55,7 +55,7 @@
         <w:tc>
           <w:tcPr>
             <w:tcW w:type="dxa" w:w="2436"/>
-            <w:shd w:val="clear" w:color="auto" w:fill="D9E2F3"/>
+            <w:shd w:val="clear" w:color="auto" w:fill="E7E6E6"/>
           </w:tcPr>
           <w:p>
             <w:r>
@@ -75,7 +75,7 @@
         <w:tc>
           <w:tcPr>
             <w:tcW w:type="dxa" w:w="2436"/>
-            <w:shd w:val="clear" w:color="auto" w:fill="D9E2F3"/>
+            <w:shd w:val="clear" w:color="auto" w:fill="E7E6E6"/>
           </w:tcPr>
           <w:p>
             <w:r>
@@ -95,7 +95,7 @@
         <w:tc>
           <w:tcPr>
             <w:tcW w:type="dxa" w:w="2436"/>
-            <w:shd w:val="clear" w:color="auto" w:fill="D9E2F3"/>
+            <w:shd w:val="clear" w:color="auto" w:fill="E7E6E6"/>
           </w:tcPr>
           <w:p>
             <w:r>
@@ -157,7 +157,7 @@
             <w:r>
               <w:rPr>
                 <w:rFonts w:ascii="Consolas" w:hAnsi="Consolas"/>
-                <w:color w:val="8B1A1A"/>
+                <w:color w:val="000000"/>
                 <w:sz w:val="20"/>
               </w:rPr>
               <w:t>mdl.*</w:t>
@@ -243,7 +243,7 @@
             <w:r>
               <w:rPr>
                 <w:rFonts w:ascii="Consolas" w:hAnsi="Consolas"/>
-                <w:color w:val="8B1A1A"/>
+                <w:color w:val="000000"/>
                 <w:sz w:val="20"/>
               </w:rPr>
               <w:t>results/raw/</w:t>
@@ -309,7 +309,7 @@
             <w:r>
               <w:rPr>
                 <w:rFonts w:ascii="Consolas" w:hAnsi="Consolas"/>
-                <w:color w:val="8B1A1A"/>
+                <w:color w:val="000000"/>
                 <w:sz w:val="20"/>
               </w:rPr>
               <w:t>\f</w:t>
@@ -746,6 +746,7 @@
     <w:rsid w:val="00FC693F"/>
     <w:rPr>
       <w:rFonts w:ascii="Times New Roman" w:hAnsi="Times New Roman" w:eastAsia="Times New Roman"/>
+      <w:color w:val="000000"/>
       <w:sz w:val="24"/>
     </w:rPr>
   </w:style>
@@ -811,7 +812,7 @@
       <w:rFonts w:ascii="Times New Roman" w:hAnsi="Times New Roman" w:eastAsia="Times New Roman" w:cs="Times New Roman"/>
       <w:b/>
       <w:bCs/>
-      <w:color w:val="1F3A68"/>
+      <w:color w:val="000000"/>
       <w:sz w:val="28"/>
       <w:szCs w:val="28"/>
     </w:rPr>
@@ -835,7 +836,7 @@
       <w:rFonts w:ascii="Times New Roman" w:hAnsi="Times New Roman" w:eastAsia="Times New Roman" w:cs="Times New Roman"/>
       <w:b/>
       <w:bCs/>
-      <w:color w:val="1F3A68"/>
+      <w:color w:val="000000"/>
       <w:sz w:val="26"/>
       <w:szCs w:val="26"/>
     </w:rPr>
@@ -859,7 +860,7 @@
       <w:rFonts w:ascii="Times New Roman" w:hAnsi="Times New Roman" w:eastAsia="Times New Roman" w:cs="Times New Roman"/>
       <w:b/>
       <w:bCs/>
-      <w:color w:val="1F3A68"/>
+      <w:color w:val="000000"/>
     </w:rPr>
   </w:style>
   <w:style w:type="paragraph" w:styleId="Heading4">
@@ -884,7 +885,7 @@
       <w:bCs/>
       <w:i/>
       <w:iCs/>
-      <w:color w:val="1F3A68"/>
+      <w:color w:val="000000"/>
     </w:rPr>
   </w:style>
   <w:style w:type="paragraph" w:styleId="Heading5">
@@ -905,7 +906,7 @@
     </w:pPr>
     <w:rPr>
       <w:rFonts w:asciiTheme="majorHAnsi" w:eastAsiaTheme="majorEastAsia" w:hAnsiTheme="majorHAnsi" w:cstheme="majorBidi"/>
-      <w:color w:val="243F60" w:themeColor="accent1" w:themeShade="7F"/>
+      <w:color w:val="000000"/>
     </w:rPr>
   </w:style>
   <w:style w:type="paragraph" w:styleId="Heading6">
@@ -928,7 +929,7 @@
       <w:rFonts w:asciiTheme="majorHAnsi" w:eastAsiaTheme="majorEastAsia" w:hAnsiTheme="majorHAnsi" w:cstheme="majorBidi"/>
       <w:i/>
       <w:iCs/>
-      <w:color w:val="243F60" w:themeColor="accent1" w:themeShade="7F"/>
+      <w:color w:val="000000"/>
     </w:rPr>
   </w:style>
   <w:style w:type="paragraph" w:styleId="Heading7">
@@ -951,7 +952,7 @@
       <w:rFonts w:asciiTheme="majorHAnsi" w:eastAsiaTheme="majorEastAsia" w:hAnsiTheme="majorHAnsi" w:cstheme="majorBidi"/>
       <w:i/>
       <w:iCs/>
-      <w:color w:val="404040" w:themeColor="text1" w:themeTint="BF"/>
+      <w:color w:val="000000"/>
     </w:rPr>
   </w:style>
   <w:style w:type="paragraph" w:styleId="Heading8">
@@ -972,7 +973,7 @@
     </w:pPr>
     <w:rPr>
       <w:rFonts w:asciiTheme="majorHAnsi" w:eastAsiaTheme="majorEastAsia" w:hAnsiTheme="majorHAnsi" w:cstheme="majorBidi"/>
-      <w:color w:val="4F81BD" w:themeColor="accent1"/>
+      <w:color w:val="000000"/>
       <w:sz w:val="20"/>
       <w:szCs w:val="20"/>
     </w:rPr>
@@ -997,7 +998,7 @@
       <w:rFonts w:asciiTheme="majorHAnsi" w:eastAsiaTheme="majorEastAsia" w:hAnsiTheme="majorHAnsi" w:cstheme="majorBidi"/>
       <w:i/>
       <w:iCs/>
-      <w:color w:val="404040" w:themeColor="text1" w:themeTint="BF"/>
+      <w:color w:val="000000"/>
       <w:sz w:val="20"/>
       <w:szCs w:val="20"/>
     </w:rPr>
@@ -1048,7 +1049,7 @@
       <w:rFonts w:asciiTheme="majorHAnsi" w:eastAsiaTheme="majorEastAsia" w:hAnsiTheme="majorHAnsi" w:cstheme="majorBidi"/>
       <w:b/>
       <w:bCs/>
-      <w:color w:val="365F91" w:themeColor="accent1" w:themeShade="BF"/>
+      <w:color w:val="000000"/>
       <w:sz w:val="28"/>
       <w:szCs w:val="28"/>
     </w:rPr>
@@ -1063,7 +1064,7 @@
       <w:rFonts w:asciiTheme="majorHAnsi" w:eastAsiaTheme="majorEastAsia" w:hAnsiTheme="majorHAnsi" w:cstheme="majorBidi"/>
       <w:b/>
       <w:bCs/>
-      <w:color w:val="4F81BD" w:themeColor="accent1"/>
+      <w:color w:val="000000"/>
       <w:sz w:val="26"/>
       <w:szCs w:val="26"/>
     </w:rPr>
@@ -1078,7 +1079,7 @@
       <w:rFonts w:asciiTheme="majorHAnsi" w:eastAsiaTheme="majorEastAsia" w:hAnsiTheme="majorHAnsi" w:cstheme="majorBidi"/>
       <w:b/>
       <w:bCs/>
-      <w:color w:val="4F81BD" w:themeColor="accent1"/>
+      <w:color w:val="000000"/>
     </w:rPr>
   </w:style>
   <w:style w:type="paragraph" w:styleId="Title">
@@ -1098,7 +1099,7 @@
     </w:pPr>
     <w:rPr>
       <w:rFonts w:ascii="Times New Roman" w:hAnsi="Times New Roman" w:eastAsia="Times New Roman" w:cs="Times New Roman"/>
-      <w:color w:val="1F3A68"/>
+      <w:color w:val="000000"/>
       <w:spacing w:val="5"/>
       <w:kern w:val="28"/>
       <w:sz w:val="52"/>
@@ -1113,7 +1114,7 @@
     <w:rsid w:val="00FC693F"/>
     <w:rPr>
       <w:rFonts w:asciiTheme="majorHAnsi" w:eastAsiaTheme="majorEastAsia" w:hAnsiTheme="majorHAnsi" w:cstheme="majorBidi"/>
-      <w:color w:val="17365D" w:themeColor="text2" w:themeShade="BF"/>
+      <w:color w:val="000000"/>
       <w:spacing w:val="5"/>
       <w:kern w:val="28"/>
       <w:sz w:val="52"/>
@@ -1137,7 +1138,7 @@
       <w:rFonts w:asciiTheme="majorHAnsi" w:eastAsiaTheme="majorEastAsia" w:hAnsiTheme="majorHAnsi" w:cstheme="majorBidi"/>
       <w:i/>
       <w:iCs/>
-      <w:color w:val="4F81BD" w:themeColor="accent1"/>
+      <w:color w:val="000000"/>
       <w:spacing w:val="15"/>
       <w:sz w:val="24"/>
       <w:szCs w:val="24"/>
@@ -1153,7 +1154,7 @@
       <w:rFonts w:asciiTheme="majorHAnsi" w:eastAsiaTheme="majorEastAsia" w:hAnsiTheme="majorHAnsi" w:cstheme="majorBidi"/>
       <w:i/>
       <w:iCs/>
-      <w:color w:val="4F81BD" w:themeColor="accent1"/>
+      <w:color w:val="000000"/>
       <w:spacing w:val="15"/>
       <w:sz w:val="24"/>
       <w:szCs w:val="24"/>
@@ -1425,7 +1426,7 @@
     <w:rPr>
       <w:i/>
       <w:iCs/>
-      <w:color w:val="000000" w:themeColor="text1"/>
+      <w:color w:val="000000"/>
     </w:rPr>
   </w:style>
   <w:style w:type="character" w:customStyle="1" w:styleId="QuoteChar">
@@ -1437,7 +1438,7 @@
     <w:rPr>
       <w:i/>
       <w:iCs/>
-      <w:color w:val="000000" w:themeColor="text1"/>
+      <w:color w:val="000000"/>
     </w:rPr>
   </w:style>
   <w:style w:type="character" w:customStyle="1" w:styleId="Heading4Char">
@@ -1453,7 +1454,7 @@
       <w:bCs/>
       <w:i/>
       <w:iCs/>
-      <w:color w:val="4F81BD" w:themeColor="accent1"/>
+      <w:color w:val="000000"/>
     </w:rPr>
   </w:style>
   <w:style w:type="character" w:customStyle="1" w:styleId="Heading5Char">
@@ -1465,7 +1466,7 @@
     <w:rsid w:val="00FC693F"/>
     <w:rPr>
       <w:rFonts w:asciiTheme="majorHAnsi" w:eastAsiaTheme="majorEastAsia" w:hAnsiTheme="majorHAnsi" w:cstheme="majorBidi"/>
-      <w:color w:val="243F60" w:themeColor="accent1" w:themeShade="7F"/>
+      <w:color w:val="000000"/>
     </w:rPr>
   </w:style>
   <w:style w:type="character" w:customStyle="1" w:styleId="Heading6Char">
@@ -1479,7 +1480,7 @@
       <w:rFonts w:asciiTheme="majorHAnsi" w:eastAsiaTheme="majorEastAsia" w:hAnsiTheme="majorHAnsi" w:cstheme="majorBidi"/>
       <w:i/>
       <w:iCs/>
-      <w:color w:val="243F60" w:themeColor="accent1" w:themeShade="7F"/>
+      <w:color w:val="000000"/>
     </w:rPr>
   </w:style>
   <w:style w:type="character" w:customStyle="1" w:styleId="Heading7Char">
@@ -1493,7 +1494,7 @@
       <w:rFonts w:asciiTheme="majorHAnsi" w:eastAsiaTheme="majorEastAsia" w:hAnsiTheme="majorHAnsi" w:cstheme="majorBidi"/>
       <w:i/>
       <w:iCs/>
-      <w:color w:val="404040" w:themeColor="text1" w:themeTint="BF"/>
+      <w:color w:val="000000"/>
     </w:rPr>
   </w:style>
   <w:style w:type="character" w:customStyle="1" w:styleId="Heading8Char">
@@ -1505,7 +1506,7 @@
     <w:rsid w:val="00FC693F"/>
     <w:rPr>
       <w:rFonts w:asciiTheme="majorHAnsi" w:eastAsiaTheme="majorEastAsia" w:hAnsiTheme="majorHAnsi" w:cstheme="majorBidi"/>
-      <w:color w:val="4F81BD" w:themeColor="accent1"/>
+      <w:color w:val="000000"/>
       <w:sz w:val="20"/>
       <w:szCs w:val="20"/>
     </w:rPr>
@@ -1521,7 +1522,7 @@
       <w:rFonts w:asciiTheme="majorHAnsi" w:eastAsiaTheme="majorEastAsia" w:hAnsiTheme="majorHAnsi" w:cstheme="majorBidi"/>
       <w:i/>
       <w:iCs/>
-      <w:color w:val="404040" w:themeColor="text1" w:themeTint="BF"/>
+      <w:color w:val="000000"/>
       <w:sz w:val="20"/>
       <w:szCs w:val="20"/>
     </w:rPr>
@@ -1541,7 +1542,7 @@
     <w:rPr>
       <w:b/>
       <w:bCs/>
-      <w:color w:val="4F81BD" w:themeColor="accent1"/>
+      <w:color w:val="000000"/>
       <w:sz w:val="18"/>
       <w:szCs w:val="18"/>
     </w:rPr>
@@ -1588,7 +1589,7 @@
       <w:bCs/>
       <w:i/>
       <w:iCs/>
-      <w:color w:val="4F81BD" w:themeColor="accent1"/>
+      <w:color w:val="000000"/>
     </w:rPr>
   </w:style>
   <w:style w:type="character" w:customStyle="1" w:styleId="IntenseQuoteChar">
@@ -1602,7 +1603,7 @@
       <w:bCs/>
       <w:i/>
       <w:iCs/>
-      <w:color w:val="4F81BD" w:themeColor="accent1"/>
+      <w:color w:val="000000"/>
     </w:rPr>
   </w:style>
   <w:style w:type="character" w:styleId="SubtleEmphasis">
@@ -1614,7 +1615,7 @@
     <w:rPr>
       <w:i/>
       <w:iCs/>
-      <w:color w:val="808080" w:themeColor="text1" w:themeTint="7F"/>
+      <w:color w:val="000000"/>
     </w:rPr>
   </w:style>
   <w:style w:type="character" w:styleId="IntenseEmphasis">
@@ -1628,7 +1629,7 @@
       <w:bCs/>
       <w:i/>
       <w:iCs/>
-      <w:color w:val="4F81BD" w:themeColor="accent1"/>
+      <w:color w:val="000000"/>
     </w:rPr>
   </w:style>
   <w:style w:type="character" w:styleId="SubtleReference">
@@ -1639,7 +1640,7 @@
     <w:rsid w:val="00FC693F"/>
     <w:rPr>
       <w:smallCaps/>
-      <w:color w:val="C0504D" w:themeColor="accent2"/>
+      <w:color w:val="000000"/>
       <w:u w:val="single"/>
     </w:rPr>
   </w:style>
@@ -1653,7 +1654,7 @@
       <w:b/>
       <w:bCs/>
       <w:smallCaps/>
-      <w:color w:val="C0504D" w:themeColor="accent2"/>
+      <w:color w:val="000000"/>
       <w:spacing w:val="5"/>
       <w:u w:val="single"/>
     </w:rPr>
@@ -1719,7 +1720,7 @@
       <w:spacing w:after="0" w:line="240" w:lineRule="auto"/>
     </w:pPr>
     <w:rPr>
-      <w:color w:val="000000" w:themeColor="text1" w:themeShade="BF"/>
+      <w:color w:val="000000"/>
     </w:rPr>
     <w:tblPr>
       <w:tblStyleRowBandSize w:val="1"/>
@@ -1822,7 +1823,7 @@
       <w:spacing w:after="0" w:line="240" w:lineRule="auto"/>
     </w:pPr>
     <w:rPr>
-      <w:color w:val="365F91" w:themeColor="accent1" w:themeShade="BF"/>
+      <w:color w:val="000000"/>
     </w:rPr>
     <w:tblPr>
       <w:tblStyleRowBandSize w:val="1"/>
@@ -1925,7 +1926,7 @@
       <w:spacing w:after="0" w:line="240" w:lineRule="auto"/>
     </w:pPr>
     <w:rPr>
-      <w:color w:val="943634" w:themeColor="accent2" w:themeShade="BF"/>
+      <w:color w:val="000000"/>
     </w:rPr>
     <w:tblPr>
       <w:tblStyleRowBandSize w:val="1"/>
@@ -2028,7 +2029,7 @@
       <w:spacing w:after="0" w:line="240" w:lineRule="auto"/>
     </w:pPr>
     <w:rPr>
-      <w:color w:val="76923C" w:themeColor="accent3" w:themeShade="BF"/>
+      <w:color w:val="000000"/>
     </w:rPr>
     <w:tblPr>
       <w:tblStyleRowBandSize w:val="1"/>
@@ -2131,7 +2132,7 @@
       <w:spacing w:after="0" w:line="240" w:lineRule="auto"/>
     </w:pPr>
     <w:rPr>
-      <w:color w:val="5F497A" w:themeColor="accent4" w:themeShade="BF"/>
+      <w:color w:val="000000"/>
     </w:rPr>
     <w:tblPr>
       <w:tblStyleRowBandSize w:val="1"/>
@@ -2234,7 +2235,7 @@
       <w:spacing w:after="0" w:line="240" w:lineRule="auto"/>
     </w:pPr>
     <w:rPr>
-      <w:color w:val="31849B" w:themeColor="accent5" w:themeShade="BF"/>
+      <w:color w:val="000000"/>
     </w:rPr>
     <w:tblPr>
       <w:tblStyleRowBandSize w:val="1"/>
@@ -2337,7 +2338,7 @@
       <w:spacing w:after="0" w:line="240" w:lineRule="auto"/>
     </w:pPr>
     <w:rPr>
-      <w:color w:val="E36C0A" w:themeColor="accent6" w:themeShade="BF"/>
+      <w:color w:val="000000"/>
     </w:rPr>
     <w:tblPr>
       <w:tblStyleRowBandSize w:val="1"/>
@@ -2463,7 +2464,7 @@
       <w:rPr>
         <w:b/>
         <w:bCs/>
-        <w:color w:val="FFFFFF" w:themeColor="background1"/>
+        <w:color w:val="000000"/>
       </w:rPr>
       <w:tblPr/>
       <w:tcPr>
@@ -2555,7 +2556,7 @@
       <w:rPr>
         <w:b/>
         <w:bCs/>
-        <w:color w:val="FFFFFF" w:themeColor="background1"/>
+        <w:color w:val="000000"/>
       </w:rPr>
       <w:tblPr/>
       <w:tcPr>
@@ -2647,7 +2648,7 @@
       <w:rPr>
         <w:b/>
         <w:bCs/>
-        <w:color w:val="FFFFFF" w:themeColor="background1"/>
+        <w:color w:val="000000"/>
       </w:rPr>
       <w:tblPr/>
       <w:tcPr>
@@ -2739,7 +2740,7 @@
       <w:rPr>
         <w:b/>
         <w:bCs/>
-        <w:color w:val="FFFFFF" w:themeColor="background1"/>
+        <w:color w:val="000000"/>
       </w:rPr>
       <w:tblPr/>
       <w:tcPr>
@@ -2831,7 +2832,7 @@
       <w:rPr>
         <w:b/>
         <w:bCs/>
-        <w:color w:val="FFFFFF" w:themeColor="background1"/>
+        <w:color w:val="000000"/>
       </w:rPr>
       <w:tblPr/>
       <w:tcPr>
@@ -2923,7 +2924,7 @@
       <w:rPr>
         <w:b/>
         <w:bCs/>
-        <w:color w:val="FFFFFF" w:themeColor="background1"/>
+        <w:color w:val="000000"/>
       </w:rPr>
       <w:tblPr/>
       <w:tcPr>
@@ -3015,7 +3016,7 @@
       <w:rPr>
         <w:b/>
         <w:bCs/>
-        <w:color w:val="FFFFFF" w:themeColor="background1"/>
+        <w:color w:val="000000"/>
       </w:rPr>
       <w:tblPr/>
       <w:tcPr>
@@ -4018,7 +4019,7 @@
       <w:rPr>
         <w:b/>
         <w:bCs/>
-        <w:color w:val="FFFFFF" w:themeColor="background1"/>
+        <w:color w:val="000000"/>
       </w:rPr>
       <w:tblPr/>
       <w:tcPr>
@@ -4124,7 +4125,7 @@
       <w:rPr>
         <w:b/>
         <w:bCs/>
-        <w:color w:val="FFFFFF" w:themeColor="background1"/>
+        <w:color w:val="000000"/>
       </w:rPr>
       <w:tblPr/>
       <w:tcPr>
@@ -4230,7 +4231,7 @@
       <w:rPr>
         <w:b/>
         <w:bCs/>
-        <w:color w:val="FFFFFF" w:themeColor="background1"/>
+        <w:color w:val="000000"/>
       </w:rPr>
       <w:tblPr/>
       <w:tcPr>
@@ -4336,7 +4337,7 @@
       <w:rPr>
         <w:b/>
         <w:bCs/>
-        <w:color w:val="FFFFFF" w:themeColor="background1"/>
+        <w:color w:val="000000"/>
       </w:rPr>
       <w:tblPr/>
       <w:tcPr>
@@ -4442,7 +4443,7 @@
       <w:rPr>
         <w:b/>
         <w:bCs/>
-        <w:color w:val="FFFFFF" w:themeColor="background1"/>
+        <w:color w:val="000000"/>
       </w:rPr>
       <w:tblPr/>
       <w:tcPr>
@@ -4548,7 +4549,7 @@
       <w:rPr>
         <w:b/>
         <w:bCs/>
-        <w:color w:val="FFFFFF" w:themeColor="background1"/>
+        <w:color w:val="000000"/>
       </w:rPr>
       <w:tblPr/>
       <w:tcPr>
@@ -4654,7 +4655,7 @@
       <w:rPr>
         <w:b/>
         <w:bCs/>
-        <w:color w:val="FFFFFF" w:themeColor="background1"/>
+        <w:color w:val="000000"/>
       </w:rPr>
       <w:tblPr/>
       <w:tcPr>
@@ -4757,7 +4758,7 @@
       <w:rPr>
         <w:b/>
         <w:bCs/>
-        <w:color w:val="FFFFFF" w:themeColor="background1"/>
+        <w:color w:val="000000"/>
       </w:rPr>
       <w:tblPr/>
       <w:tcPr>
@@ -4777,7 +4778,7 @@
         <w:spacing w:before="0" w:after="0" w:line="240" w:lineRule="auto"/>
       </w:pPr>
       <w:rPr>
-        <w:color w:val="auto"/>
+        <w:color w:val="000000"/>
       </w:rPr>
       <w:tblPr/>
       <w:tcPr>
@@ -4796,7 +4797,7 @@
       <w:rPr>
         <w:b/>
         <w:bCs/>
-        <w:color w:val="FFFFFF" w:themeColor="background1"/>
+        <w:color w:val="000000"/>
       </w:rPr>
       <w:tblPr/>
       <w:tcPr>
@@ -4815,7 +4816,7 @@
       <w:rPr>
         <w:b/>
         <w:bCs/>
-        <w:color w:val="FFFFFF" w:themeColor="background1"/>
+        <w:color w:val="000000"/>
       </w:rPr>
       <w:tblPr/>
       <w:tcPr>
@@ -4861,7 +4862,7 @@
     </w:tblStylePr>
     <w:tblStylePr w:type="nwCell">
       <w:rPr>
-        <w:color w:val="FFFFFF" w:themeColor="background1"/>
+        <w:color w:val="000000"/>
       </w:rPr>
       <w:tblPr/>
       <w:tcPr>
@@ -4906,7 +4907,7 @@
       <w:rPr>
         <w:b/>
         <w:bCs/>
-        <w:color w:val="FFFFFF" w:themeColor="background1"/>
+        <w:color w:val="000000"/>
       </w:rPr>
       <w:tblPr/>
       <w:tcPr>
@@ -4926,7 +4927,7 @@
         <w:spacing w:before="0" w:after="0" w:line="240" w:lineRule="auto"/>
       </w:pPr>
       <w:rPr>
-        <w:color w:val="auto"/>
+        <w:color w:val="000000"/>
       </w:rPr>
       <w:tblPr/>
       <w:tcPr>
@@ -4945,7 +4946,7 @@
       <w:rPr>
         <w:b/>
         <w:bCs/>
-        <w:color w:val="FFFFFF" w:themeColor="background1"/>
+        <w:color w:val="000000"/>
       </w:rPr>
       <w:tblPr/>
       <w:tcPr>
@@ -4964,7 +4965,7 @@
       <w:rPr>
         <w:b/>
         <w:bCs/>
-        <w:color w:val="FFFFFF" w:themeColor="background1"/>
+        <w:color w:val="000000"/>
       </w:rPr>
       <w:tblPr/>
       <w:tcPr>
@@ -5010,7 +5011,7 @@
     </w:tblStylePr>
     <w:tblStylePr w:type="nwCell">
       <w:rPr>
-        <w:color w:val="FFFFFF" w:themeColor="background1"/>
+        <w:color w:val="000000"/>
       </w:rPr>
       <w:tblPr/>
       <w:tcPr>
@@ -5055,7 +5056,7 @@
       <w:rPr>
         <w:b/>
         <w:bCs/>
-        <w:color w:val="FFFFFF" w:themeColor="background1"/>
+        <w:color w:val="000000"/>
       </w:rPr>
       <w:tblPr/>
       <w:tcPr>
@@ -5075,7 +5076,7 @@
         <w:spacing w:before="0" w:after="0" w:line="240" w:lineRule="auto"/>
       </w:pPr>
       <w:rPr>
-        <w:color w:val="auto"/>
+        <w:color w:val="000000"/>
       </w:rPr>
       <w:tblPr/>
       <w:tcPr>
@@ -5094,7 +5095,7 @@
       <w:rPr>
         <w:b/>
         <w:bCs/>
-        <w:color w:val="FFFFFF" w:themeColor="background1"/>
+        <w:color w:val="000000"/>
       </w:rPr>
       <w:tblPr/>
       <w:tcPr>
@@ -5113,7 +5114,7 @@
       <w:rPr>
         <w:b/>
         <w:bCs/>
-        <w:color w:val="FFFFFF" w:themeColor="background1"/>
+        <w:color w:val="000000"/>
       </w:rPr>
       <w:tblPr/>
       <w:tcPr>
@@ -5159,7 +5160,7 @@
     </w:tblStylePr>
     <w:tblStylePr w:type="nwCell">
       <w:rPr>
-        <w:color w:val="FFFFFF" w:themeColor="background1"/>
+        <w:color w:val="000000"/>
       </w:rPr>
       <w:tblPr/>
       <w:tcPr>
@@ -5204,7 +5205,7 @@
       <w:rPr>
         <w:b/>
         <w:bCs/>
-        <w:color w:val="FFFFFF" w:themeColor="background1"/>
+        <w:color w:val="000000"/>
       </w:rPr>
       <w:tblPr/>
       <w:tcPr>
@@ -5224,7 +5225,7 @@
         <w:spacing w:before="0" w:after="0" w:line="240" w:lineRule="auto"/>
       </w:pPr>
       <w:rPr>
-        <w:color w:val="auto"/>
+        <w:color w:val="000000"/>
       </w:rPr>
       <w:tblPr/>
       <w:tcPr>
@@ -5243,7 +5244,7 @@
       <w:rPr>
         <w:b/>
         <w:bCs/>
-        <w:color w:val="FFFFFF" w:themeColor="background1"/>
+        <w:color w:val="000000"/>
       </w:rPr>
       <w:tblPr/>
       <w:tcPr>
@@ -5262,7 +5263,7 @@
       <w:rPr>
         <w:b/>
         <w:bCs/>
-        <w:color w:val="FFFFFF" w:themeColor="background1"/>
+        <w:color w:val="000000"/>
       </w:rPr>
       <w:tblPr/>
       <w:tcPr>
@@ -5308,7 +5309,7 @@
     </w:tblStylePr>
     <w:tblStylePr w:type="nwCell">
       <w:rPr>
-        <w:color w:val="FFFFFF" w:themeColor="background1"/>
+        <w:color w:val="000000"/>
       </w:rPr>
       <w:tblPr/>
       <w:tcPr>
@@ -5353,7 +5354,7 @@
       <w:rPr>
         <w:b/>
         <w:bCs/>
-        <w:color w:val="FFFFFF" w:themeColor="background1"/>
+        <w:color w:val="000000"/>
       </w:rPr>
       <w:tblPr/>
       <w:tcPr>
@@ -5373,7 +5374,7 @@
         <w:spacing w:before="0" w:after="0" w:line="240" w:lineRule="auto"/>
       </w:pPr>
       <w:rPr>
-        <w:color w:val="auto"/>
+        <w:color w:val="000000"/>
       </w:rPr>
       <w:tblPr/>
       <w:tcPr>
@@ -5392,7 +5393,7 @@
       <w:rPr>
         <w:b/>
         <w:bCs/>
-        <w:color w:val="FFFFFF" w:themeColor="background1"/>
+        <w:color w:val="000000"/>
       </w:rPr>
       <w:tblPr/>
       <w:tcPr>
@@ -5411,7 +5412,7 @@
       <w:rPr>
         <w:b/>
         <w:bCs/>
-        <w:color w:val="FFFFFF" w:themeColor="background1"/>
+        <w:color w:val="000000"/>
       </w:rPr>
       <w:tblPr/>
       <w:tcPr>
@@ -5457,7 +5458,7 @@
     </w:tblStylePr>
     <w:tblStylePr w:type="nwCell">
       <w:rPr>
-        <w:color w:val="FFFFFF" w:themeColor="background1"/>
+        <w:color w:val="000000"/>
       </w:rPr>
       <w:tblPr/>
       <w:tcPr>
@@ -5502,7 +5503,7 @@
       <w:rPr>
         <w:b/>
         <w:bCs/>
-        <w:color w:val="FFFFFF" w:themeColor="background1"/>
+        <w:color w:val="000000"/>
       </w:rPr>
       <w:tblPr/>
       <w:tcPr>
@@ -5522,7 +5523,7 @@
         <w:spacing w:before="0" w:after="0" w:line="240" w:lineRule="auto"/>
       </w:pPr>
       <w:rPr>
-        <w:color w:val="auto"/>
+        <w:color w:val="000000"/>
       </w:rPr>
       <w:tblPr/>
       <w:tcPr>
@@ -5541,7 +5542,7 @@
       <w:rPr>
         <w:b/>
         <w:bCs/>
-        <w:color w:val="FFFFFF" w:themeColor="background1"/>
+        <w:color w:val="000000"/>
       </w:rPr>
       <w:tblPr/>
       <w:tcPr>
@@ -5560,7 +5561,7 @@
       <w:rPr>
         <w:b/>
         <w:bCs/>
-        <w:color w:val="FFFFFF" w:themeColor="background1"/>
+        <w:color w:val="000000"/>
       </w:rPr>
       <w:tblPr/>
       <w:tcPr>
@@ -5606,7 +5607,7 @@
     </w:tblStylePr>
     <w:tblStylePr w:type="nwCell">
       <w:rPr>
-        <w:color w:val="FFFFFF" w:themeColor="background1"/>
+        <w:color w:val="000000"/>
       </w:rPr>
       <w:tblPr/>
       <w:tcPr>
@@ -5651,7 +5652,7 @@
       <w:rPr>
         <w:b/>
         <w:bCs/>
-        <w:color w:val="FFFFFF" w:themeColor="background1"/>
+        <w:color w:val="000000"/>
       </w:rPr>
       <w:tblPr/>
       <w:tcPr>
@@ -5671,7 +5672,7 @@
         <w:spacing w:before="0" w:after="0" w:line="240" w:lineRule="auto"/>
       </w:pPr>
       <w:rPr>
-        <w:color w:val="auto"/>
+        <w:color w:val="000000"/>
       </w:rPr>
       <w:tblPr/>
       <w:tcPr>
@@ -5690,7 +5691,7 @@
       <w:rPr>
         <w:b/>
         <w:bCs/>
-        <w:color w:val="FFFFFF" w:themeColor="background1"/>
+        <w:color w:val="000000"/>
       </w:rPr>
       <w:tblPr/>
       <w:tcPr>
@@ -5709,7 +5710,7 @@
       <w:rPr>
         <w:b/>
         <w:bCs/>
-        <w:color w:val="FFFFFF" w:themeColor="background1"/>
+        <w:color w:val="000000"/>
       </w:rPr>
       <w:tblPr/>
       <w:tcPr>
@@ -5755,7 +5756,7 @@
     </w:tblStylePr>
     <w:tblStylePr w:type="nwCell">
       <w:rPr>
-        <w:color w:val="FFFFFF" w:themeColor="background1"/>
+        <w:color w:val="000000"/>
       </w:rPr>
       <w:tblPr/>
       <w:tcPr>
@@ -5779,7 +5780,7 @@
       <w:spacing w:after="0" w:line="240" w:lineRule="auto"/>
     </w:pPr>
     <w:rPr>
-      <w:color w:val="000000" w:themeColor="text1"/>
+      <w:color w:val="000000"/>
     </w:rPr>
     <w:tblPr>
       <w:tblStyleRowBandSize w:val="1"/>
@@ -5812,7 +5813,7 @@
       <w:rPr>
         <w:b/>
         <w:bCs/>
-        <w:color w:val="1F497D" w:themeColor="text2"/>
+        <w:color w:val="000000"/>
       </w:rPr>
       <w:tblPr/>
       <w:tcPr>
@@ -5863,7 +5864,7 @@
       <w:spacing w:after="0" w:line="240" w:lineRule="auto"/>
     </w:pPr>
     <w:rPr>
-      <w:color w:val="000000" w:themeColor="text1"/>
+      <w:color w:val="000000"/>
     </w:rPr>
     <w:tblPr>
       <w:tblStyleRowBandSize w:val="1"/>
@@ -5896,7 +5897,7 @@
       <w:rPr>
         <w:b/>
         <w:bCs/>
-        <w:color w:val="1F497D" w:themeColor="text2"/>
+        <w:color w:val="000000"/>
       </w:rPr>
       <w:tblPr/>
       <w:tcPr>
@@ -5947,7 +5948,7 @@
       <w:spacing w:after="0" w:line="240" w:lineRule="auto"/>
     </w:pPr>
     <w:rPr>
-      <w:color w:val="000000" w:themeColor="text1"/>
+      <w:color w:val="000000"/>
     </w:rPr>
     <w:tblPr>
       <w:tblStyleRowBandSize w:val="1"/>
@@ -5980,7 +5981,7 @@
       <w:rPr>
         <w:b/>
         <w:bCs/>
-        <w:color w:val="1F497D" w:themeColor="text2"/>
+        <w:color w:val="000000"/>
       </w:rPr>
       <w:tblPr/>
       <w:tcPr>
@@ -6031,7 +6032,7 @@
       <w:spacing w:after="0" w:line="240" w:lineRule="auto"/>
     </w:pPr>
     <w:rPr>
-      <w:color w:val="000000" w:themeColor="text1"/>
+      <w:color w:val="000000"/>
     </w:rPr>
     <w:tblPr>
       <w:tblStyleRowBandSize w:val="1"/>
@@ -6064,7 +6065,7 @@
       <w:rPr>
         <w:b/>
         <w:bCs/>
-        <w:color w:val="1F497D" w:themeColor="text2"/>
+        <w:color w:val="000000"/>
       </w:rPr>
       <w:tblPr/>
       <w:tcPr>
@@ -6115,7 +6116,7 @@
       <w:spacing w:after="0" w:line="240" w:lineRule="auto"/>
     </w:pPr>
     <w:rPr>
-      <w:color w:val="000000" w:themeColor="text1"/>
+      <w:color w:val="000000"/>
     </w:rPr>
     <w:tblPr>
       <w:tblStyleRowBandSize w:val="1"/>
@@ -6148,7 +6149,7 @@
       <w:rPr>
         <w:b/>
         <w:bCs/>
-        <w:color w:val="1F497D" w:themeColor="text2"/>
+        <w:color w:val="000000"/>
       </w:rPr>
       <w:tblPr/>
       <w:tcPr>
@@ -6199,7 +6200,7 @@
       <w:spacing w:after="0" w:line="240" w:lineRule="auto"/>
     </w:pPr>
     <w:rPr>
-      <w:color w:val="000000" w:themeColor="text1"/>
+      <w:color w:val="000000"/>
     </w:rPr>
     <w:tblPr>
       <w:tblStyleRowBandSize w:val="1"/>
@@ -6232,7 +6233,7 @@
       <w:rPr>
         <w:b/>
         <w:bCs/>
-        <w:color w:val="1F497D" w:themeColor="text2"/>
+        <w:color w:val="000000"/>
       </w:rPr>
       <w:tblPr/>
       <w:tcPr>
@@ -6283,7 +6284,7 @@
       <w:spacing w:after="0" w:line="240" w:lineRule="auto"/>
     </w:pPr>
     <w:rPr>
-      <w:color w:val="000000" w:themeColor="text1"/>
+      <w:color w:val="000000"/>
     </w:rPr>
     <w:tblPr>
       <w:tblStyleRowBandSize w:val="1"/>
@@ -6316,7 +6317,7 @@
       <w:rPr>
         <w:b/>
         <w:bCs/>
-        <w:color w:val="1F497D" w:themeColor="text2"/>
+        <w:color w:val="000000"/>
       </w:rPr>
       <w:tblPr/>
       <w:tcPr>
@@ -6368,7 +6369,7 @@
     </w:pPr>
     <w:rPr>
       <w:rFonts w:asciiTheme="majorHAnsi" w:eastAsiaTheme="majorEastAsia" w:hAnsiTheme="majorHAnsi" w:cstheme="majorBidi"/>
-      <w:color w:val="000000" w:themeColor="text1"/>
+      <w:color w:val="000000"/>
     </w:rPr>
     <w:tblPr>
       <w:tblStyleRowBandSize w:val="1"/>
@@ -6496,7 +6497,7 @@
     </w:pPr>
     <w:rPr>
       <w:rFonts w:asciiTheme="majorHAnsi" w:eastAsiaTheme="majorEastAsia" w:hAnsiTheme="majorHAnsi" w:cstheme="majorBidi"/>
-      <w:color w:val="000000" w:themeColor="text1"/>
+      <w:color w:val="000000"/>
     </w:rPr>
     <w:tblPr>
       <w:tblStyleRowBandSize w:val="1"/>
@@ -6624,7 +6625,7 @@
     </w:pPr>
     <w:rPr>
       <w:rFonts w:asciiTheme="majorHAnsi" w:eastAsiaTheme="majorEastAsia" w:hAnsiTheme="majorHAnsi" w:cstheme="majorBidi"/>
-      <w:color w:val="000000" w:themeColor="text1"/>
+      <w:color w:val="000000"/>
     </w:rPr>
     <w:tblPr>
       <w:tblStyleRowBandSize w:val="1"/>
@@ -6752,7 +6753,7 @@
     </w:pPr>
     <w:rPr>
       <w:rFonts w:asciiTheme="majorHAnsi" w:eastAsiaTheme="majorEastAsia" w:hAnsiTheme="majorHAnsi" w:cstheme="majorBidi"/>
-      <w:color w:val="000000" w:themeColor="text1"/>
+      <w:color w:val="000000"/>
     </w:rPr>
     <w:tblPr>
       <w:tblStyleRowBandSize w:val="1"/>
@@ -6880,7 +6881,7 @@
     </w:pPr>
     <w:rPr>
       <w:rFonts w:asciiTheme="majorHAnsi" w:eastAsiaTheme="majorEastAsia" w:hAnsiTheme="majorHAnsi" w:cstheme="majorBidi"/>
-      <w:color w:val="000000" w:themeColor="text1"/>
+      <w:color w:val="000000"/>
     </w:rPr>
     <w:tblPr>
       <w:tblStyleRowBandSize w:val="1"/>
@@ -7008,7 +7009,7 @@
     </w:pPr>
     <w:rPr>
       <w:rFonts w:asciiTheme="majorHAnsi" w:eastAsiaTheme="majorEastAsia" w:hAnsiTheme="majorHAnsi" w:cstheme="majorBidi"/>
-      <w:color w:val="000000" w:themeColor="text1"/>
+      <w:color w:val="000000"/>
     </w:rPr>
     <w:tblPr>
       <w:tblStyleRowBandSize w:val="1"/>
@@ -7136,7 +7137,7 @@
     </w:pPr>
     <w:rPr>
       <w:rFonts w:asciiTheme="majorHAnsi" w:eastAsiaTheme="majorEastAsia" w:hAnsiTheme="majorHAnsi" w:cstheme="majorBidi"/>
-      <w:color w:val="000000" w:themeColor="text1"/>
+      <w:color w:val="000000"/>
     </w:rPr>
     <w:tblPr>
       <w:tblStyleRowBandSize w:val="1"/>
@@ -7775,7 +7776,7 @@
     </w:pPr>
     <w:rPr>
       <w:rFonts w:asciiTheme="majorHAnsi" w:eastAsiaTheme="majorEastAsia" w:hAnsiTheme="majorHAnsi" w:cstheme="majorBidi"/>
-      <w:color w:val="000000" w:themeColor="text1"/>
+      <w:color w:val="000000"/>
     </w:rPr>
     <w:tblPr>
       <w:tblStyleRowBandSize w:val="1"/>
@@ -7803,7 +7804,7 @@
       <w:rPr>
         <w:b/>
         <w:bCs/>
-        <w:color w:val="000000" w:themeColor="text1"/>
+        <w:color w:val="000000"/>
       </w:rPr>
       <w:tblPr/>
       <w:tcPr>
@@ -7814,7 +7815,7 @@
       <w:rPr>
         <w:b/>
         <w:bCs/>
-        <w:color w:val="000000" w:themeColor="text1"/>
+        <w:color w:val="000000"/>
       </w:rPr>
       <w:tblPr/>
       <w:tcPr>
@@ -7833,7 +7834,7 @@
       <w:rPr>
         <w:b/>
         <w:bCs/>
-        <w:color w:val="000000" w:themeColor="text1"/>
+        <w:color w:val="000000"/>
       </w:rPr>
       <w:tblPr/>
       <w:tcPr>
@@ -7852,7 +7853,7 @@
       <w:rPr>
         <w:b w:val="0"/>
         <w:bCs w:val="0"/>
-        <w:color w:val="000000" w:themeColor="text1"/>
+        <w:color w:val="000000"/>
       </w:rPr>
       <w:tblPr/>
       <w:tcPr>
@@ -7900,7 +7901,7 @@
     </w:pPr>
     <w:rPr>
       <w:rFonts w:asciiTheme="majorHAnsi" w:eastAsiaTheme="majorEastAsia" w:hAnsiTheme="majorHAnsi" w:cstheme="majorBidi"/>
-      <w:color w:val="000000" w:themeColor="text1"/>
+      <w:color w:val="000000"/>
     </w:rPr>
     <w:tblPr>
       <w:tblStyleRowBandSize w:val="1"/>
@@ -7928,7 +7929,7 @@
       <w:rPr>
         <w:b/>
         <w:bCs/>
-        <w:color w:val="000000" w:themeColor="text1"/>
+        <w:color w:val="000000"/>
       </w:rPr>
       <w:tblPr/>
       <w:tcPr>
@@ -7939,7 +7940,7 @@
       <w:rPr>
         <w:b/>
         <w:bCs/>
-        <w:color w:val="000000" w:themeColor="text1"/>
+        <w:color w:val="000000"/>
       </w:rPr>
       <w:tblPr/>
       <w:tcPr>
@@ -7958,7 +7959,7 @@
       <w:rPr>
         <w:b/>
         <w:bCs/>
-        <w:color w:val="000000" w:themeColor="text1"/>
+        <w:color w:val="000000"/>
       </w:rPr>
       <w:tblPr/>
       <w:tcPr>
@@ -7977,7 +7978,7 @@
       <w:rPr>
         <w:b w:val="0"/>
         <w:bCs w:val="0"/>
-        <w:color w:val="000000" w:themeColor="text1"/>
+        <w:color w:val="000000"/>
       </w:rPr>
       <w:tblPr/>
       <w:tcPr>
@@ -8025,7 +8026,7 @@
     </w:pPr>
     <w:rPr>
       <w:rFonts w:asciiTheme="majorHAnsi" w:eastAsiaTheme="majorEastAsia" w:hAnsiTheme="majorHAnsi" w:cstheme="majorBidi"/>
-      <w:color w:val="000000" w:themeColor="text1"/>
+      <w:color w:val="000000"/>
     </w:rPr>
     <w:tblPr>
       <w:tblStyleRowBandSize w:val="1"/>
@@ -8053,7 +8054,7 @@
       <w:rPr>
         <w:b/>
         <w:bCs/>
-        <w:color w:val="000000" w:themeColor="text1"/>
+        <w:color w:val="000000"/>
       </w:rPr>
       <w:tblPr/>
       <w:tcPr>
@@ -8064,7 +8065,7 @@
       <w:rPr>
         <w:b/>
         <w:bCs/>
-        <w:color w:val="000000" w:themeColor="text1"/>
+        <w:color w:val="000000"/>
       </w:rPr>
       <w:tblPr/>
       <w:tcPr>
@@ -8083,7 +8084,7 @@
       <w:rPr>
         <w:b/>
         <w:bCs/>
-        <w:color w:val="000000" w:themeColor="text1"/>
+        <w:color w:val="000000"/>
       </w:rPr>
       <w:tblPr/>
       <w:tcPr>
@@ -8102,7 +8103,7 @@
       <w:rPr>
         <w:b w:val="0"/>
         <w:bCs w:val="0"/>
-        <w:color w:val="000000" w:themeColor="text1"/>
+        <w:color w:val="000000"/>
       </w:rPr>
       <w:tblPr/>
       <w:tcPr>
@@ -8150,7 +8151,7 @@
     </w:pPr>
     <w:rPr>
       <w:rFonts w:asciiTheme="majorHAnsi" w:eastAsiaTheme="majorEastAsia" w:hAnsiTheme="majorHAnsi" w:cstheme="majorBidi"/>
-      <w:color w:val="000000" w:themeColor="text1"/>
+      <w:color w:val="000000"/>
     </w:rPr>
     <w:tblPr>
       <w:tblStyleRowBandSize w:val="1"/>
@@ -8178,7 +8179,7 @@
       <w:rPr>
         <w:b/>
         <w:bCs/>
-        <w:color w:val="000000" w:themeColor="text1"/>
+        <w:color w:val="000000"/>
       </w:rPr>
       <w:tblPr/>
       <w:tcPr>
@@ -8189,7 +8190,7 @@
       <w:rPr>
         <w:b/>
         <w:bCs/>
-        <w:color w:val="000000" w:themeColor="text1"/>
+        <w:color w:val="000000"/>
       </w:rPr>
       <w:tblPr/>
       <w:tcPr>
@@ -8208,7 +8209,7 @@
       <w:rPr>
         <w:b/>
         <w:bCs/>
-        <w:color w:val="000000" w:themeColor="text1"/>
+        <w:color w:val="000000"/>
       </w:rPr>
       <w:tblPr/>
       <w:tcPr>
@@ -8227,7 +8228,7 @@
       <w:rPr>
         <w:b w:val="0"/>
         <w:bCs w:val="0"/>
-        <w:color w:val="000000" w:themeColor="text1"/>
+        <w:color w:val="000000"/>
       </w:rPr>
       <w:tblPr/>
       <w:tcPr>
@@ -8275,7 +8276,7 @@
     </w:pPr>
     <w:rPr>
       <w:rFonts w:asciiTheme="majorHAnsi" w:eastAsiaTheme="majorEastAsia" w:hAnsiTheme="majorHAnsi" w:cstheme="majorBidi"/>
-      <w:color w:val="000000" w:themeColor="text1"/>
+      <w:color w:val="000000"/>
     </w:rPr>
     <w:tblPr>
       <w:tblStyleRowBandSize w:val="1"/>
@@ -8303,7 +8304,7 @@
       <w:rPr>
         <w:b/>
         <w:bCs/>
-        <w:color w:val="000000" w:themeColor="text1"/>
+        <w:color w:val="000000"/>
       </w:rPr>
       <w:tblPr/>
       <w:tcPr>
@@ -8314,7 +8315,7 @@
       <w:rPr>
         <w:b/>
         <w:bCs/>
-        <w:color w:val="000000" w:themeColor="text1"/>
+        <w:color w:val="000000"/>
       </w:rPr>
       <w:tblPr/>
       <w:tcPr>
@@ -8333,7 +8334,7 @@
       <w:rPr>
         <w:b/>
         <w:bCs/>
-        <w:color w:val="000000" w:themeColor="text1"/>
+        <w:color w:val="000000"/>
       </w:rPr>
       <w:tblPr/>
       <w:tcPr>
@@ -8352,7 +8353,7 @@
       <w:rPr>
         <w:b w:val="0"/>
         <w:bCs w:val="0"/>
-        <w:color w:val="000000" w:themeColor="text1"/>
+        <w:color w:val="000000"/>
       </w:rPr>
       <w:tblPr/>
       <w:tcPr>
@@ -8400,7 +8401,7 @@
     </w:pPr>
     <w:rPr>
       <w:rFonts w:asciiTheme="majorHAnsi" w:eastAsiaTheme="majorEastAsia" w:hAnsiTheme="majorHAnsi" w:cstheme="majorBidi"/>
-      <w:color w:val="000000" w:themeColor="text1"/>
+      <w:color w:val="000000"/>
     </w:rPr>
     <w:tblPr>
       <w:tblStyleRowBandSize w:val="1"/>
@@ -8428,7 +8429,7 @@
       <w:rPr>
         <w:b/>
         <w:bCs/>
-        <w:color w:val="000000" w:themeColor="text1"/>
+        <w:color w:val="000000"/>
       </w:rPr>
       <w:tblPr/>
       <w:tcPr>
@@ -8439,7 +8440,7 @@
       <w:rPr>
         <w:b/>
         <w:bCs/>
-        <w:color w:val="000000" w:themeColor="text1"/>
+        <w:color w:val="000000"/>
       </w:rPr>
       <w:tblPr/>
       <w:tcPr>
@@ -8458,7 +8459,7 @@
       <w:rPr>
         <w:b/>
         <w:bCs/>
-        <w:color w:val="000000" w:themeColor="text1"/>
+        <w:color w:val="000000"/>
       </w:rPr>
       <w:tblPr/>
       <w:tcPr>
@@ -8477,7 +8478,7 @@
       <w:rPr>
         <w:b w:val="0"/>
         <w:bCs w:val="0"/>
-        <w:color w:val="000000" w:themeColor="text1"/>
+        <w:color w:val="000000"/>
       </w:rPr>
       <w:tblPr/>
       <w:tcPr>
@@ -8525,7 +8526,7 @@
     </w:pPr>
     <w:rPr>
       <w:rFonts w:asciiTheme="majorHAnsi" w:eastAsiaTheme="majorEastAsia" w:hAnsiTheme="majorHAnsi" w:cstheme="majorBidi"/>
-      <w:color w:val="000000" w:themeColor="text1"/>
+      <w:color w:val="000000"/>
     </w:rPr>
     <w:tblPr>
       <w:tblStyleRowBandSize w:val="1"/>
@@ -8553,7 +8554,7 @@
       <w:rPr>
         <w:b/>
         <w:bCs/>
-        <w:color w:val="000000" w:themeColor="text1"/>
+        <w:color w:val="000000"/>
       </w:rPr>
       <w:tblPr/>
       <w:tcPr>
@@ -8564,7 +8565,7 @@
       <w:rPr>
         <w:b/>
         <w:bCs/>
-        <w:color w:val="000000" w:themeColor="text1"/>
+        <w:color w:val="000000"/>
       </w:rPr>
       <w:tblPr/>
       <w:tcPr>
@@ -8583,7 +8584,7 @@
       <w:rPr>
         <w:b/>
         <w:bCs/>
-        <w:color w:val="000000" w:themeColor="text1"/>
+        <w:color w:val="000000"/>
       </w:rPr>
       <w:tblPr/>
       <w:tcPr>
@@ -8602,7 +8603,7 @@
       <w:rPr>
         <w:b w:val="0"/>
         <w:bCs w:val="0"/>
-        <w:color w:val="000000" w:themeColor="text1"/>
+        <w:color w:val="000000"/>
       </w:rPr>
       <w:tblPr/>
       <w:tcPr>
@@ -8676,7 +8677,7 @@
         <w:bCs/>
         <w:i w:val="0"/>
         <w:iCs w:val="0"/>
-        <w:color w:val="FFFFFF" w:themeColor="background1"/>
+        <w:color w:val="000000"/>
       </w:rPr>
       <w:tblPr/>
       <w:tcPr>
@@ -8697,7 +8698,7 @@
         <w:bCs/>
         <w:i w:val="0"/>
         <w:iCs w:val="0"/>
-        <w:color w:val="FFFFFF" w:themeColor="background1"/>
+        <w:color w:val="000000"/>
       </w:rPr>
       <w:tblPr/>
       <w:tcPr>
@@ -8718,7 +8719,7 @@
         <w:bCs/>
         <w:i w:val="0"/>
         <w:iCs w:val="0"/>
-        <w:color w:val="FFFFFF" w:themeColor="background1"/>
+        <w:color w:val="000000"/>
       </w:rPr>
       <w:tblPr/>
       <w:tcPr>
@@ -8737,7 +8738,7 @@
         <w:bCs/>
         <w:i w:val="0"/>
         <w:iCs w:val="0"/>
-        <w:color w:val="FFFFFF" w:themeColor="background1"/>
+        <w:color w:val="000000"/>
       </w:rPr>
       <w:tblPr/>
       <w:tcPr>
@@ -8817,7 +8818,7 @@
         <w:bCs/>
         <w:i w:val="0"/>
         <w:iCs w:val="0"/>
-        <w:color w:val="FFFFFF" w:themeColor="background1"/>
+        <w:color w:val="000000"/>
       </w:rPr>
       <w:tblPr/>
       <w:tcPr>
@@ -8838,7 +8839,7 @@
         <w:bCs/>
         <w:i w:val="0"/>
         <w:iCs w:val="0"/>
-        <w:color w:val="FFFFFF" w:themeColor="background1"/>
+        <w:color w:val="000000"/>
       </w:rPr>
       <w:tblPr/>
       <w:tcPr>
@@ -8859,7 +8860,7 @@
         <w:bCs/>
         <w:i w:val="0"/>
         <w:iCs w:val="0"/>
-        <w:color w:val="FFFFFF" w:themeColor="background1"/>
+        <w:color w:val="000000"/>
       </w:rPr>
       <w:tblPr/>
       <w:tcPr>
@@ -8878,7 +8879,7 @@
         <w:bCs/>
         <w:i w:val="0"/>
         <w:iCs w:val="0"/>
-        <w:color w:val="FFFFFF" w:themeColor="background1"/>
+        <w:color w:val="000000"/>
       </w:rPr>
       <w:tblPr/>
       <w:tcPr>
@@ -8958,7 +8959,7 @@
         <w:bCs/>
         <w:i w:val="0"/>
         <w:iCs w:val="0"/>
-        <w:color w:val="FFFFFF" w:themeColor="background1"/>
+        <w:color w:val="000000"/>
       </w:rPr>
       <w:tblPr/>
       <w:tcPr>
@@ -8979,7 +8980,7 @@
         <w:bCs/>
         <w:i w:val="0"/>
         <w:iCs w:val="0"/>
-        <w:color w:val="FFFFFF" w:themeColor="background1"/>
+        <w:color w:val="000000"/>
       </w:rPr>
       <w:tblPr/>
       <w:tcPr>
@@ -9000,7 +9001,7 @@
         <w:bCs/>
         <w:i w:val="0"/>
         <w:iCs w:val="0"/>
-        <w:color w:val="FFFFFF" w:themeColor="background1"/>
+        <w:color w:val="000000"/>
       </w:rPr>
       <w:tblPr/>
       <w:tcPr>
@@ -9019,7 +9020,7 @@
         <w:bCs/>
         <w:i w:val="0"/>
         <w:iCs w:val="0"/>
-        <w:color w:val="FFFFFF" w:themeColor="background1"/>
+        <w:color w:val="000000"/>
       </w:rPr>
       <w:tblPr/>
       <w:tcPr>
@@ -9099,7 +9100,7 @@
         <w:bCs/>
         <w:i w:val="0"/>
         <w:iCs w:val="0"/>
-        <w:color w:val="FFFFFF" w:themeColor="background1"/>
+        <w:color w:val="000000"/>
       </w:rPr>
       <w:tblPr/>
       <w:tcPr>
@@ -9120,7 +9121,7 @@
         <w:bCs/>
         <w:i w:val="0"/>
         <w:iCs w:val="0"/>
-        <w:color w:val="FFFFFF" w:themeColor="background1"/>
+        <w:color w:val="000000"/>
       </w:rPr>
       <w:tblPr/>
       <w:tcPr>
@@ -9141,7 +9142,7 @@
         <w:bCs/>
         <w:i w:val="0"/>
         <w:iCs w:val="0"/>
-        <w:color w:val="FFFFFF" w:themeColor="background1"/>
+        <w:color w:val="000000"/>
       </w:rPr>
       <w:tblPr/>
       <w:tcPr>
@@ -9160,7 +9161,7 @@
         <w:bCs/>
         <w:i w:val="0"/>
         <w:iCs w:val="0"/>
-        <w:color w:val="FFFFFF" w:themeColor="background1"/>
+        <w:color w:val="000000"/>
       </w:rPr>
       <w:tblPr/>
       <w:tcPr>
@@ -9240,7 +9241,7 @@
         <w:bCs/>
         <w:i w:val="0"/>
         <w:iCs w:val="0"/>
-        <w:color w:val="FFFFFF" w:themeColor="background1"/>
+        <w:color w:val="000000"/>
       </w:rPr>
       <w:tblPr/>
       <w:tcPr>
@@ -9261,7 +9262,7 @@
         <w:bCs/>
         <w:i w:val="0"/>
         <w:iCs w:val="0"/>
-        <w:color w:val="FFFFFF" w:themeColor="background1"/>
+        <w:color w:val="000000"/>
       </w:rPr>
       <w:tblPr/>
       <w:tcPr>
@@ -9282,7 +9283,7 @@
         <w:bCs/>
         <w:i w:val="0"/>
         <w:iCs w:val="0"/>
-        <w:color w:val="FFFFFF" w:themeColor="background1"/>
+        <w:color w:val="000000"/>
       </w:rPr>
       <w:tblPr/>
       <w:tcPr>
@@ -9301,7 +9302,7 @@
         <w:bCs/>
         <w:i w:val="0"/>
         <w:iCs w:val="0"/>
-        <w:color w:val="FFFFFF" w:themeColor="background1"/>
+        <w:color w:val="000000"/>
       </w:rPr>
       <w:tblPr/>
       <w:tcPr>
@@ -9381,7 +9382,7 @@
         <w:bCs/>
         <w:i w:val="0"/>
         <w:iCs w:val="0"/>
-        <w:color w:val="FFFFFF" w:themeColor="background1"/>
+        <w:color w:val="000000"/>
       </w:rPr>
       <w:tblPr/>
       <w:tcPr>
@@ -9402,7 +9403,7 @@
         <w:bCs/>
         <w:i w:val="0"/>
         <w:iCs w:val="0"/>
-        <w:color w:val="FFFFFF" w:themeColor="background1"/>
+        <w:color w:val="000000"/>
       </w:rPr>
       <w:tblPr/>
       <w:tcPr>
@@ -9423,7 +9424,7 @@
         <w:bCs/>
         <w:i w:val="0"/>
         <w:iCs w:val="0"/>
-        <w:color w:val="FFFFFF" w:themeColor="background1"/>
+        <w:color w:val="000000"/>
       </w:rPr>
       <w:tblPr/>
       <w:tcPr>
@@ -9442,7 +9443,7 @@
         <w:bCs/>
         <w:i w:val="0"/>
         <w:iCs w:val="0"/>
-        <w:color w:val="FFFFFF" w:themeColor="background1"/>
+        <w:color w:val="000000"/>
       </w:rPr>
       <w:tblPr/>
       <w:tcPr>
@@ -9522,7 +9523,7 @@
         <w:bCs/>
         <w:i w:val="0"/>
         <w:iCs w:val="0"/>
-        <w:color w:val="FFFFFF" w:themeColor="background1"/>
+        <w:color w:val="000000"/>
       </w:rPr>
       <w:tblPr/>
       <w:tcPr>
@@ -9543,7 +9544,7 @@
         <w:bCs/>
         <w:i w:val="0"/>
         <w:iCs w:val="0"/>
-        <w:color w:val="FFFFFF" w:themeColor="background1"/>
+        <w:color w:val="000000"/>
       </w:rPr>
       <w:tblPr/>
       <w:tcPr>
@@ -9564,7 +9565,7 @@
         <w:bCs/>
         <w:i w:val="0"/>
         <w:iCs w:val="0"/>
-        <w:color w:val="FFFFFF" w:themeColor="background1"/>
+        <w:color w:val="000000"/>
       </w:rPr>
       <w:tblPr/>
       <w:tcPr>
@@ -9583,7 +9584,7 @@
         <w:bCs/>
         <w:i w:val="0"/>
         <w:iCs w:val="0"/>
-        <w:color w:val="FFFFFF" w:themeColor="background1"/>
+        <w:color w:val="000000"/>
       </w:rPr>
       <w:tblPr/>
       <w:tcPr>
@@ -9636,7 +9637,7 @@
       <w:spacing w:after="0" w:line="240" w:lineRule="auto"/>
     </w:pPr>
     <w:rPr>
-      <w:color w:val="FFFFFF" w:themeColor="background1"/>
+      <w:color w:val="000000"/>
     </w:rPr>
     <w:tblPr>
       <w:tblStyleRowBandSize w:val="1"/>
@@ -9750,7 +9751,7 @@
       <w:spacing w:after="0" w:line="240" w:lineRule="auto"/>
     </w:pPr>
     <w:rPr>
-      <w:color w:val="FFFFFF" w:themeColor="background1"/>
+      <w:color w:val="000000"/>
     </w:rPr>
     <w:tblPr>
       <w:tblStyleRowBandSize w:val="1"/>
@@ -9864,7 +9865,7 @@
       <w:spacing w:after="0" w:line="240" w:lineRule="auto"/>
     </w:pPr>
     <w:rPr>
-      <w:color w:val="FFFFFF" w:themeColor="background1"/>
+      <w:color w:val="000000"/>
     </w:rPr>
     <w:tblPr>
       <w:tblStyleRowBandSize w:val="1"/>
@@ -9978,7 +9979,7 @@
       <w:spacing w:after="0" w:line="240" w:lineRule="auto"/>
     </w:pPr>
     <w:rPr>
-      <w:color w:val="FFFFFF" w:themeColor="background1"/>
+      <w:color w:val="000000"/>
     </w:rPr>
     <w:tblPr>
       <w:tblStyleRowBandSize w:val="1"/>
@@ -10092,7 +10093,7 @@
       <w:spacing w:after="0" w:line="240" w:lineRule="auto"/>
     </w:pPr>
     <w:rPr>
-      <w:color w:val="FFFFFF" w:themeColor="background1"/>
+      <w:color w:val="000000"/>
     </w:rPr>
     <w:tblPr>
       <w:tblStyleRowBandSize w:val="1"/>
@@ -10206,7 +10207,7 @@
       <w:spacing w:after="0" w:line="240" w:lineRule="auto"/>
     </w:pPr>
     <w:rPr>
-      <w:color w:val="FFFFFF" w:themeColor="background1"/>
+      <w:color w:val="000000"/>
     </w:rPr>
     <w:tblPr>
       <w:tblStyleRowBandSize w:val="1"/>
@@ -10320,7 +10321,7 @@
       <w:spacing w:after="0" w:line="240" w:lineRule="auto"/>
     </w:pPr>
     <w:rPr>
-      <w:color w:val="FFFFFF" w:themeColor="background1"/>
+      <w:color w:val="000000"/>
     </w:rPr>
     <w:tblPr>
       <w:tblStyleRowBandSize w:val="1"/>
@@ -10434,7 +10435,7 @@
       <w:spacing w:after="0" w:line="240" w:lineRule="auto"/>
     </w:pPr>
     <w:rPr>
-      <w:color w:val="000000" w:themeColor="text1"/>
+      <w:color w:val="000000"/>
     </w:rPr>
     <w:tblPr>
       <w:tblStyleRowBandSize w:val="1"/>
@@ -10480,7 +10481,7 @@
       <w:rPr>
         <w:b/>
         <w:bCs/>
-        <w:color w:val="FFFFFF" w:themeColor="background1"/>
+        <w:color w:val="000000"/>
       </w:rPr>
       <w:tblPr/>
       <w:tcPr>
@@ -10492,7 +10493,7 @@
     </w:tblStylePr>
     <w:tblStylePr w:type="firstCol">
       <w:rPr>
-        <w:color w:val="FFFFFF" w:themeColor="background1"/>
+        <w:color w:val="000000"/>
       </w:rPr>
       <w:tblPr/>
       <w:tcPr>
@@ -10509,7 +10510,7 @@
     </w:tblStylePr>
     <w:tblStylePr w:type="lastCol">
       <w:rPr>
-        <w:color w:val="FFFFFF" w:themeColor="background1"/>
+        <w:color w:val="000000"/>
       </w:rPr>
       <w:tblPr/>
       <w:tcPr>
@@ -10538,12 +10539,12 @@
     </w:tblStylePr>
     <w:tblStylePr w:type="neCell">
       <w:rPr>
-        <w:color w:val="000000" w:themeColor="text1"/>
+        <w:color w:val="000000"/>
       </w:rPr>
     </w:tblStylePr>
     <w:tblStylePr w:type="nwCell">
       <w:rPr>
-        <w:color w:val="000000" w:themeColor="text1"/>
+        <w:color w:val="000000"/>
       </w:rPr>
     </w:tblStylePr>
   </w:style>
@@ -10556,7 +10557,7 @@
       <w:spacing w:after="0" w:line="240" w:lineRule="auto"/>
     </w:pPr>
     <w:rPr>
-      <w:color w:val="000000" w:themeColor="text1"/>
+      <w:color w:val="000000"/>
     </w:rPr>
     <w:tblPr>
       <w:tblStyleRowBandSize w:val="1"/>
@@ -10602,7 +10603,7 @@
       <w:rPr>
         <w:b/>
         <w:bCs/>
-        <w:color w:val="FFFFFF" w:themeColor="background1"/>
+        <w:color w:val="000000"/>
       </w:rPr>
       <w:tblPr/>
       <w:tcPr>
@@ -10614,7 +10615,7 @@
     </w:tblStylePr>
     <w:tblStylePr w:type="firstCol">
       <w:rPr>
-        <w:color w:val="FFFFFF" w:themeColor="background1"/>
+        <w:color w:val="000000"/>
       </w:rPr>
       <w:tblPr/>
       <w:tcPr>
@@ -10631,7 +10632,7 @@
     </w:tblStylePr>
     <w:tblStylePr w:type="lastCol">
       <w:rPr>
-        <w:color w:val="FFFFFF" w:themeColor="background1"/>
+        <w:color w:val="000000"/>
       </w:rPr>
       <w:tblPr/>
       <w:tcPr>
@@ -10660,12 +10661,12 @@
     </w:tblStylePr>
     <w:tblStylePr w:type="neCell">
       <w:rPr>
-        <w:color w:val="000000" w:themeColor="text1"/>
+        <w:color w:val="000000"/>
       </w:rPr>
     </w:tblStylePr>
     <w:tblStylePr w:type="nwCell">
       <w:rPr>
-        <w:color w:val="000000" w:themeColor="text1"/>
+        <w:color w:val="000000"/>
       </w:rPr>
     </w:tblStylePr>
   </w:style>
@@ -10678,7 +10679,7 @@
       <w:spacing w:after="0" w:line="240" w:lineRule="auto"/>
     </w:pPr>
     <w:rPr>
-      <w:color w:val="000000" w:themeColor="text1"/>
+      <w:color w:val="000000"/>
     </w:rPr>
     <w:tblPr>
       <w:tblStyleRowBandSize w:val="1"/>
@@ -10724,7 +10725,7 @@
       <w:rPr>
         <w:b/>
         <w:bCs/>
-        <w:color w:val="FFFFFF" w:themeColor="background1"/>
+        <w:color w:val="000000"/>
       </w:rPr>
       <w:tblPr/>
       <w:tcPr>
@@ -10736,7 +10737,7 @@
     </w:tblStylePr>
     <w:tblStylePr w:type="firstCol">
       <w:rPr>
-        <w:color w:val="FFFFFF" w:themeColor="background1"/>
+        <w:color w:val="000000"/>
       </w:rPr>
       <w:tblPr/>
       <w:tcPr>
@@ -10753,7 +10754,7 @@
     </w:tblStylePr>
     <w:tblStylePr w:type="lastCol">
       <w:rPr>
-        <w:color w:val="FFFFFF" w:themeColor="background1"/>
+        <w:color w:val="000000"/>
       </w:rPr>
       <w:tblPr/>
       <w:tcPr>
@@ -10782,12 +10783,12 @@
     </w:tblStylePr>
     <w:tblStylePr w:type="neCell">
       <w:rPr>
-        <w:color w:val="000000" w:themeColor="text1"/>
+        <w:color w:val="000000"/>
       </w:rPr>
     </w:tblStylePr>
     <w:tblStylePr w:type="nwCell">
       <w:rPr>
-        <w:color w:val="000000" w:themeColor="text1"/>
+        <w:color w:val="000000"/>
       </w:rPr>
     </w:tblStylePr>
   </w:style>
@@ -10800,7 +10801,7 @@
       <w:spacing w:after="0" w:line="240" w:lineRule="auto"/>
     </w:pPr>
     <w:rPr>
-      <w:color w:val="000000" w:themeColor="text1"/>
+      <w:color w:val="000000"/>
     </w:rPr>
     <w:tblPr>
       <w:tblStyleRowBandSize w:val="1"/>
@@ -10846,7 +10847,7 @@
       <w:rPr>
         <w:b/>
         <w:bCs/>
-        <w:color w:val="FFFFFF" w:themeColor="background1"/>
+        <w:color w:val="000000"/>
       </w:rPr>
       <w:tblPr/>
       <w:tcPr>
@@ -10858,7 +10859,7 @@
     </w:tblStylePr>
     <w:tblStylePr w:type="firstCol">
       <w:rPr>
-        <w:color w:val="FFFFFF" w:themeColor="background1"/>
+        <w:color w:val="000000"/>
       </w:rPr>
       <w:tblPr/>
       <w:tcPr>
@@ -10875,7 +10876,7 @@
     </w:tblStylePr>
     <w:tblStylePr w:type="lastCol">
       <w:rPr>
-        <w:color w:val="FFFFFF" w:themeColor="background1"/>
+        <w:color w:val="000000"/>
       </w:rPr>
       <w:tblPr/>
       <w:tcPr>
@@ -10912,7 +10913,7 @@
       <w:spacing w:after="0" w:line="240" w:lineRule="auto"/>
     </w:pPr>
     <w:rPr>
-      <w:color w:val="000000" w:themeColor="text1"/>
+      <w:color w:val="000000"/>
     </w:rPr>
     <w:tblPr>
       <w:tblStyleRowBandSize w:val="1"/>
@@ -10958,7 +10959,7 @@
       <w:rPr>
         <w:b/>
         <w:bCs/>
-        <w:color w:val="FFFFFF" w:themeColor="background1"/>
+        <w:color w:val="000000"/>
       </w:rPr>
       <w:tblPr/>
       <w:tcPr>
@@ -10970,7 +10971,7 @@
     </w:tblStylePr>
     <w:tblStylePr w:type="firstCol">
       <w:rPr>
-        <w:color w:val="FFFFFF" w:themeColor="background1"/>
+        <w:color w:val="000000"/>
       </w:rPr>
       <w:tblPr/>
       <w:tcPr>
@@ -10987,7 +10988,7 @@
     </w:tblStylePr>
     <w:tblStylePr w:type="lastCol">
       <w:rPr>
-        <w:color w:val="FFFFFF" w:themeColor="background1"/>
+        <w:color w:val="000000"/>
       </w:rPr>
       <w:tblPr/>
       <w:tcPr>
@@ -11016,12 +11017,12 @@
     </w:tblStylePr>
     <w:tblStylePr w:type="neCell">
       <w:rPr>
-        <w:color w:val="000000" w:themeColor="text1"/>
+        <w:color w:val="000000"/>
       </w:rPr>
     </w:tblStylePr>
     <w:tblStylePr w:type="nwCell">
       <w:rPr>
-        <w:color w:val="000000" w:themeColor="text1"/>
+        <w:color w:val="000000"/>
       </w:rPr>
     </w:tblStylePr>
   </w:style>
@@ -11034,7 +11035,7 @@
       <w:spacing w:after="0" w:line="240" w:lineRule="auto"/>
     </w:pPr>
     <w:rPr>
-      <w:color w:val="000000" w:themeColor="text1"/>
+      <w:color w:val="000000"/>
     </w:rPr>
     <w:tblPr>
       <w:tblStyleRowBandSize w:val="1"/>
@@ -11080,7 +11081,7 @@
       <w:rPr>
         <w:b/>
         <w:bCs/>
-        <w:color w:val="FFFFFF" w:themeColor="background1"/>
+        <w:color w:val="000000"/>
       </w:rPr>
       <w:tblPr/>
       <w:tcPr>
@@ -11092,7 +11093,7 @@
     </w:tblStylePr>
     <w:tblStylePr w:type="firstCol">
       <w:rPr>
-        <w:color w:val="FFFFFF" w:themeColor="background1"/>
+        <w:color w:val="000000"/>
       </w:rPr>
       <w:tblPr/>
       <w:tcPr>
@@ -11109,7 +11110,7 @@
     </w:tblStylePr>
     <w:tblStylePr w:type="lastCol">
       <w:rPr>
-        <w:color w:val="FFFFFF" w:themeColor="background1"/>
+        <w:color w:val="000000"/>
       </w:rPr>
       <w:tblPr/>
       <w:tcPr>
@@ -11138,12 +11139,12 @@
     </w:tblStylePr>
     <w:tblStylePr w:type="neCell">
       <w:rPr>
-        <w:color w:val="000000" w:themeColor="text1"/>
+        <w:color w:val="000000"/>
       </w:rPr>
     </w:tblStylePr>
     <w:tblStylePr w:type="nwCell">
       <w:rPr>
-        <w:color w:val="000000" w:themeColor="text1"/>
+        <w:color w:val="000000"/>
       </w:rPr>
     </w:tblStylePr>
   </w:style>
@@ -11156,7 +11157,7 @@
       <w:spacing w:after="0" w:line="240" w:lineRule="auto"/>
     </w:pPr>
     <w:rPr>
-      <w:color w:val="000000" w:themeColor="text1"/>
+      <w:color w:val="000000"/>
     </w:rPr>
     <w:tblPr>
       <w:tblStyleRowBandSize w:val="1"/>
@@ -11202,7 +11203,7 @@
       <w:rPr>
         <w:b/>
         <w:bCs/>
-        <w:color w:val="FFFFFF" w:themeColor="background1"/>
+        <w:color w:val="000000"/>
       </w:rPr>
       <w:tblPr/>
       <w:tcPr>
@@ -11214,7 +11215,7 @@
     </w:tblStylePr>
     <w:tblStylePr w:type="firstCol">
       <w:rPr>
-        <w:color w:val="FFFFFF" w:themeColor="background1"/>
+        <w:color w:val="000000"/>
       </w:rPr>
       <w:tblPr/>
       <w:tcPr>
@@ -11231,7 +11232,7 @@
     </w:tblStylePr>
     <w:tblStylePr w:type="lastCol">
       <w:rPr>
-        <w:color w:val="FFFFFF" w:themeColor="background1"/>
+        <w:color w:val="000000"/>
       </w:rPr>
       <w:tblPr/>
       <w:tcPr>
@@ -11260,12 +11261,12 @@
     </w:tblStylePr>
     <w:tblStylePr w:type="neCell">
       <w:rPr>
-        <w:color w:val="000000" w:themeColor="text1"/>
+        <w:color w:val="000000"/>
       </w:rPr>
     </w:tblStylePr>
     <w:tblStylePr w:type="nwCell">
       <w:rPr>
-        <w:color w:val="000000" w:themeColor="text1"/>
+        <w:color w:val="000000"/>
       </w:rPr>
     </w:tblStylePr>
   </w:style>
@@ -11278,7 +11279,7 @@
       <w:spacing w:after="0" w:line="240" w:lineRule="auto"/>
     </w:pPr>
     <w:rPr>
-      <w:color w:val="000000" w:themeColor="text1"/>
+      <w:color w:val="000000"/>
     </w:rPr>
     <w:tblPr>
       <w:tblStyleRowBandSize w:val="1"/>
@@ -11298,7 +11299,7 @@
       <w:rPr>
         <w:b/>
         <w:bCs/>
-        <w:color w:val="FFFFFF" w:themeColor="background1"/>
+        <w:color w:val="000000"/>
       </w:rPr>
       <w:tblPr/>
       <w:tcPr>
@@ -11312,7 +11313,7 @@
       <w:rPr>
         <w:b/>
         <w:bCs/>
-        <w:color w:val="9E3A38" w:themeColor="accent2" w:themeShade="CC"/>
+        <w:color w:val="000000"/>
       </w:rPr>
       <w:tblPr/>
       <w:tcPr>
@@ -11364,7 +11365,7 @@
       <w:spacing w:after="0" w:line="240" w:lineRule="auto"/>
     </w:pPr>
     <w:rPr>
-      <w:color w:val="000000" w:themeColor="text1"/>
+      <w:color w:val="000000"/>
     </w:rPr>
     <w:tblPr>
       <w:tblStyleRowBandSize w:val="1"/>
@@ -11384,7 +11385,7 @@
       <w:rPr>
         <w:b/>
         <w:bCs/>
-        <w:color w:val="FFFFFF" w:themeColor="background1"/>
+        <w:color w:val="000000"/>
       </w:rPr>
       <w:tblPr/>
       <w:tcPr>
@@ -11398,7 +11399,7 @@
       <w:rPr>
         <w:b/>
         <w:bCs/>
-        <w:color w:val="9E3A38" w:themeColor="accent2" w:themeShade="CC"/>
+        <w:color w:val="000000"/>
       </w:rPr>
       <w:tblPr/>
       <w:tcPr>
@@ -11450,7 +11451,7 @@
       <w:spacing w:after="0" w:line="240" w:lineRule="auto"/>
     </w:pPr>
     <w:rPr>
-      <w:color w:val="000000" w:themeColor="text1"/>
+      <w:color w:val="000000"/>
     </w:rPr>
     <w:tblPr>
       <w:tblStyleRowBandSize w:val="1"/>
@@ -11470,7 +11471,7 @@
       <w:rPr>
         <w:b/>
         <w:bCs/>
-        <w:color w:val="FFFFFF" w:themeColor="background1"/>
+        <w:color w:val="000000"/>
       </w:rPr>
       <w:tblPr/>
       <w:tcPr>
@@ -11484,7 +11485,7 @@
       <w:rPr>
         <w:b/>
         <w:bCs/>
-        <w:color w:val="9E3A38" w:themeColor="accent2" w:themeShade="CC"/>
+        <w:color w:val="000000"/>
       </w:rPr>
       <w:tblPr/>
       <w:tcPr>
@@ -11536,7 +11537,7 @@
       <w:spacing w:after="0" w:line="240" w:lineRule="auto"/>
     </w:pPr>
     <w:rPr>
-      <w:color w:val="000000" w:themeColor="text1"/>
+      <w:color w:val="000000"/>
     </w:rPr>
     <w:tblPr>
       <w:tblStyleRowBandSize w:val="1"/>
@@ -11556,7 +11557,7 @@
       <w:rPr>
         <w:b/>
         <w:bCs/>
-        <w:color w:val="FFFFFF" w:themeColor="background1"/>
+        <w:color w:val="000000"/>
       </w:rPr>
       <w:tblPr/>
       <w:tcPr>
@@ -11570,7 +11571,7 @@
       <w:rPr>
         <w:b/>
         <w:bCs/>
-        <w:color w:val="664E82" w:themeColor="accent4" w:themeShade="CC"/>
+        <w:color w:val="000000"/>
       </w:rPr>
       <w:tblPr/>
       <w:tcPr>
@@ -11622,7 +11623,7 @@
       <w:spacing w:after="0" w:line="240" w:lineRule="auto"/>
     </w:pPr>
     <w:rPr>
-      <w:color w:val="000000" w:themeColor="text1"/>
+      <w:color w:val="000000"/>
     </w:rPr>
     <w:tblPr>
       <w:tblStyleRowBandSize w:val="1"/>
@@ -11642,7 +11643,7 @@
       <w:rPr>
         <w:b/>
         <w:bCs/>
-        <w:color w:val="FFFFFF" w:themeColor="background1"/>
+        <w:color w:val="000000"/>
       </w:rPr>
       <w:tblPr/>
       <w:tcPr>
@@ -11656,7 +11657,7 @@
       <w:rPr>
         <w:b/>
         <w:bCs/>
-        <w:color w:val="7E9C40" w:themeColor="accent3" w:themeShade="CC"/>
+        <w:color w:val="000000"/>
       </w:rPr>
       <w:tblPr/>
       <w:tcPr>
@@ -11708,7 +11709,7 @@
       <w:spacing w:after="0" w:line="240" w:lineRule="auto"/>
     </w:pPr>
     <w:rPr>
-      <w:color w:val="000000" w:themeColor="text1"/>
+      <w:color w:val="000000"/>
     </w:rPr>
     <w:tblPr>
       <w:tblStyleRowBandSize w:val="1"/>
@@ -11728,7 +11729,7 @@
       <w:rPr>
         <w:b/>
         <w:bCs/>
-        <w:color w:val="FFFFFF" w:themeColor="background1"/>
+        <w:color w:val="000000"/>
       </w:rPr>
       <w:tblPr/>
       <w:tcPr>
@@ -11742,7 +11743,7 @@
       <w:rPr>
         <w:b/>
         <w:bCs/>
-        <w:color w:val="F2730A" w:themeColor="accent6" w:themeShade="CC"/>
+        <w:color w:val="000000"/>
       </w:rPr>
       <w:tblPr/>
       <w:tcPr>
@@ -11794,7 +11795,7 @@
       <w:spacing w:after="0" w:line="240" w:lineRule="auto"/>
     </w:pPr>
     <w:rPr>
-      <w:color w:val="000000" w:themeColor="text1"/>
+      <w:color w:val="000000"/>
     </w:rPr>
     <w:tblPr>
       <w:tblStyleRowBandSize w:val="1"/>
@@ -11814,7 +11815,7 @@
       <w:rPr>
         <w:b/>
         <w:bCs/>
-        <w:color w:val="FFFFFF" w:themeColor="background1"/>
+        <w:color w:val="000000"/>
       </w:rPr>
       <w:tblPr/>
       <w:tcPr>
@@ -11828,7 +11829,7 @@
       <w:rPr>
         <w:b/>
         <w:bCs/>
-        <w:color w:val="348DA5" w:themeColor="accent5" w:themeShade="CC"/>
+        <w:color w:val="000000"/>
       </w:rPr>
       <w:tblPr/>
       <w:tcPr>
@@ -11880,7 +11881,7 @@
       <w:spacing w:after="0" w:line="240" w:lineRule="auto"/>
     </w:pPr>
     <w:rPr>
-      <w:color w:val="000000" w:themeColor="text1"/>
+      <w:color w:val="000000"/>
     </w:rPr>
     <w:tblPr>
       <w:tblStyleRowBandSize w:val="1"/>
@@ -11913,7 +11914,7 @@
       <w:rPr>
         <w:b/>
         <w:bCs/>
-        <w:color w:val="000000" w:themeColor="text1"/>
+        <w:color w:val="000000"/>
       </w:rPr>
       <w:tblPr/>
       <w:tcPr>
@@ -11922,7 +11923,7 @@
     </w:tblStylePr>
     <w:tblStylePr w:type="firstCol">
       <w:rPr>
-        <w:color w:val="FFFFFF" w:themeColor="background1"/>
+        <w:color w:val="000000"/>
       </w:rPr>
       <w:tblPr/>
       <w:tcPr>
@@ -11931,7 +11932,7 @@
     </w:tblStylePr>
     <w:tblStylePr w:type="lastCol">
       <w:rPr>
-        <w:color w:val="FFFFFF" w:themeColor="background1"/>
+        <w:color w:val="000000"/>
       </w:rPr>
       <w:tblPr/>
       <w:tcPr>
@@ -11960,7 +11961,7 @@
       <w:spacing w:after="0" w:line="240" w:lineRule="auto"/>
     </w:pPr>
     <w:rPr>
-      <w:color w:val="000000" w:themeColor="text1"/>
+      <w:color w:val="000000"/>
     </w:rPr>
     <w:tblPr>
       <w:tblStyleRowBandSize w:val="1"/>
@@ -11993,7 +11994,7 @@
       <w:rPr>
         <w:b/>
         <w:bCs/>
-        <w:color w:val="000000" w:themeColor="text1"/>
+        <w:color w:val="000000"/>
       </w:rPr>
       <w:tblPr/>
       <w:tcPr>
@@ -12002,7 +12003,7 @@
     </w:tblStylePr>
     <w:tblStylePr w:type="firstCol">
       <w:rPr>
-        <w:color w:val="FFFFFF" w:themeColor="background1"/>
+        <w:color w:val="000000"/>
       </w:rPr>
       <w:tblPr/>
       <w:tcPr>
@@ -12011,7 +12012,7 @@
     </w:tblStylePr>
     <w:tblStylePr w:type="lastCol">
       <w:rPr>
-        <w:color w:val="FFFFFF" w:themeColor="background1"/>
+        <w:color w:val="000000"/>
       </w:rPr>
       <w:tblPr/>
       <w:tcPr>
@@ -12040,7 +12041,7 @@
       <w:spacing w:after="0" w:line="240" w:lineRule="auto"/>
     </w:pPr>
     <w:rPr>
-      <w:color w:val="000000" w:themeColor="text1"/>
+      <w:color w:val="000000"/>
     </w:rPr>
     <w:tblPr>
       <w:tblStyleRowBandSize w:val="1"/>
@@ -12073,7 +12074,7 @@
       <w:rPr>
         <w:b/>
         <w:bCs/>
-        <w:color w:val="000000" w:themeColor="text1"/>
+        <w:color w:val="000000"/>
       </w:rPr>
       <w:tblPr/>
       <w:tcPr>
@@ -12082,7 +12083,7 @@
     </w:tblStylePr>
     <w:tblStylePr w:type="firstCol">
       <w:rPr>
-        <w:color w:val="FFFFFF" w:themeColor="background1"/>
+        <w:color w:val="000000"/>
       </w:rPr>
       <w:tblPr/>
       <w:tcPr>
@@ -12091,7 +12092,7 @@
     </w:tblStylePr>
     <w:tblStylePr w:type="lastCol">
       <w:rPr>
-        <w:color w:val="FFFFFF" w:themeColor="background1"/>
+        <w:color w:val="000000"/>
       </w:rPr>
       <w:tblPr/>
       <w:tcPr>
@@ -12120,7 +12121,7 @@
       <w:spacing w:after="0" w:line="240" w:lineRule="auto"/>
     </w:pPr>
     <w:rPr>
-      <w:color w:val="000000" w:themeColor="text1"/>
+      <w:color w:val="000000"/>
     </w:rPr>
     <w:tblPr>
       <w:tblStyleRowBandSize w:val="1"/>
@@ -12153,7 +12154,7 @@
       <w:rPr>
         <w:b/>
         <w:bCs/>
-        <w:color w:val="000000" w:themeColor="text1"/>
+        <w:color w:val="000000"/>
       </w:rPr>
       <w:tblPr/>
       <w:tcPr>
@@ -12162,7 +12163,7 @@
     </w:tblStylePr>
     <w:tblStylePr w:type="firstCol">
       <w:rPr>
-        <w:color w:val="FFFFFF" w:themeColor="background1"/>
+        <w:color w:val="000000"/>
       </w:rPr>
       <w:tblPr/>
       <w:tcPr>
@@ -12171,7 +12172,7 @@
     </w:tblStylePr>
     <w:tblStylePr w:type="lastCol">
       <w:rPr>
-        <w:color w:val="FFFFFF" w:themeColor="background1"/>
+        <w:color w:val="000000"/>
       </w:rPr>
       <w:tblPr/>
       <w:tcPr>
@@ -12200,7 +12201,7 @@
       <w:spacing w:after="0" w:line="240" w:lineRule="auto"/>
     </w:pPr>
     <w:rPr>
-      <w:color w:val="000000" w:themeColor="text1"/>
+      <w:color w:val="000000"/>
     </w:rPr>
     <w:tblPr>
       <w:tblStyleRowBandSize w:val="1"/>
@@ -12233,7 +12234,7 @@
       <w:rPr>
         <w:b/>
         <w:bCs/>
-        <w:color w:val="000000" w:themeColor="text1"/>
+        <w:color w:val="000000"/>
       </w:rPr>
       <w:tblPr/>
       <w:tcPr>
@@ -12242,7 +12243,7 @@
     </w:tblStylePr>
     <w:tblStylePr w:type="firstCol">
       <w:rPr>
-        <w:color w:val="FFFFFF" w:themeColor="background1"/>
+        <w:color w:val="000000"/>
       </w:rPr>
       <w:tblPr/>
       <w:tcPr>
@@ -12251,7 +12252,7 @@
     </w:tblStylePr>
     <w:tblStylePr w:type="lastCol">
       <w:rPr>
-        <w:color w:val="FFFFFF" w:themeColor="background1"/>
+        <w:color w:val="000000"/>
       </w:rPr>
       <w:tblPr/>
       <w:tcPr>
@@ -12280,7 +12281,7 @@
       <w:spacing w:after="0" w:line="240" w:lineRule="auto"/>
     </w:pPr>
     <w:rPr>
-      <w:color w:val="000000" w:themeColor="text1"/>
+      <w:color w:val="000000"/>
     </w:rPr>
     <w:tblPr>
       <w:tblStyleRowBandSize w:val="1"/>
@@ -12313,7 +12314,7 @@
       <w:rPr>
         <w:b/>
         <w:bCs/>
-        <w:color w:val="000000" w:themeColor="text1"/>
+        <w:color w:val="000000"/>
       </w:rPr>
       <w:tblPr/>
       <w:tcPr>
@@ -12322,7 +12323,7 @@
     </w:tblStylePr>
     <w:tblStylePr w:type="firstCol">
       <w:rPr>
-        <w:color w:val="FFFFFF" w:themeColor="background1"/>
+        <w:color w:val="000000"/>
       </w:rPr>
       <w:tblPr/>
       <w:tcPr>
@@ -12331,7 +12332,7 @@
     </w:tblStylePr>
     <w:tblStylePr w:type="lastCol">
       <w:rPr>
-        <w:color w:val="FFFFFF" w:themeColor="background1"/>
+        <w:color w:val="000000"/>
       </w:rPr>
       <w:tblPr/>
       <w:tcPr>
@@ -12360,7 +12361,7 @@
       <w:spacing w:after="0" w:line="240" w:lineRule="auto"/>
     </w:pPr>
     <w:rPr>
-      <w:color w:val="000000" w:themeColor="text1"/>
+      <w:color w:val="000000"/>
     </w:rPr>
     <w:tblPr>
       <w:tblStyleRowBandSize w:val="1"/>
@@ -12393,7 +12394,7 @@
       <w:rPr>
         <w:b/>
         <w:bCs/>
-        <w:color w:val="000000" w:themeColor="text1"/>
+        <w:color w:val="000000"/>
       </w:rPr>
       <w:tblPr/>
       <w:tcPr>
@@ -12402,7 +12403,7 @@
     </w:tblStylePr>
     <w:tblStylePr w:type="firstCol">
       <w:rPr>
-        <w:color w:val="FFFFFF" w:themeColor="background1"/>
+        <w:color w:val="000000"/>
       </w:rPr>
       <w:tblPr/>
       <w:tcPr>
@@ -12411,7 +12412,7 @@
     </w:tblStylePr>
     <w:tblStylePr w:type="lastCol">
       <w:rPr>
-        <w:color w:val="FFFFFF" w:themeColor="background1"/>
+        <w:color w:val="000000"/>
       </w:rPr>
       <w:tblPr/>
       <w:tcPr>
